--- a/template-handler/My Document.docx
+++ b/template-handler/My Document.docx
@@ -10,7 +10,7 @@
         <w:t xml:space="preserve"/>
       </w:r>
       <w:r>
-        <w:t xml:space="preserve">Александр</w:t>
+        <w:t xml:space="preserve">Иван Петров</w:t>
       </w:r>
       <w:r>
         <w:t xml:space="preserve"/>
@@ -24,7 +24,7 @@
         <w:t xml:space="preserve"/>
       </w:r>
       <w:r>
-        <w:t xml:space="preserve">28 лет</w:t>
+        <w:t xml:space="preserve">30</w:t>
       </w:r>
       <w:r>
         <w:t xml:space="preserve"/>
